--- a/example_articles/gender/Multiple/3.gender_Multiple_New_York_Times.docx
+++ b/example_articles/gender/Multiple/3.gender_Multiple_New_York_Times.docx
@@ -7,7 +7,7 @@
         <w:pStyle w:val="Heading1"/>
       </w:pPr>
       <w:r>
-        <w:t>45 Return to the Place Where the Future Began</w:t>
+        <w:t>Tenderhearted Men: Lonesome, Sad and Blue</w:t>
       </w:r>
     </w:p>
     <w:p>
@@ -17,22 +17,22 @@
     </w:p>
     <w:p>
       <w:r>
-        <w:t>Date: 1990-10-04</w:t>
+        <w:t>Date: 1990-09-16</w:t>
       </w:r>
     </w:p>
     <w:p>
       <w:r>
-        <w:t>Section: Section B; Page 4, Column 1; Metropolitan Desk</w:t>
+        <w:t>Section: Section 7; Page 1, Column 1; Book Review Desk</w:t>
       </w:r>
     </w:p>
     <w:p>
       <w:r>
-        <w:t>Source file: NYT/46.DOCX</w:t>
+        <w:t>Source file: NYT/54.DOCX</w:t>
       </w:r>
     </w:p>
     <w:p>
       <w:r>
-        <w:t>Raw gender result, 'gender': Mixed (four men and four women)</w:t>
+        <w:t>Raw gender result, 'gender': Mixed</w:t>
       </w:r>
     </w:p>
     <w:p>
@@ -49,51 +49,71 @@
     </w:p>
     <w:p>
       <w:r>
-        <w:t>Grown men do not often gather to pay homage to their junior high school, especially when it existed for only seven years.</w:t>
+        <w:t>There's a certain kind of American story that is characterized by a laconic surface and a tight-lipped speaking voice. The narrator in this story has been made inarticulate by modern life. Vulnerable to his own loneliness, he is forced into hard-boiled self-protection. His inexpressiveness is eloquent: the poetry of strong emotion trapped in confused and disintegrating times. Yet he longs for things to be other than they are. He yearns, in fact, for tender connection. Just behind the leanness and coolness of the prose lies the open - but doomed - expectation that romantic love saves. Settings vary and regional idioms intrude, but almost always it is men and women together that is being written about.</w:t>
         <w:br/>
-        <w:t>But a quarter century after their school's founding, the graduates of the Msgr. William Kelly School, a Catholic school for gifted minority and working-class youths, boast of their alma mater with the pride and reverence most people reserve for the tweediest Ivy League institutions.</w:t>
+        <w:t>Fifty years ago the strongest version of this story was written by Ernest Hemingway. Today, it survives in the work of Raymond Carver, Richard Ford and Andre Dubus. One enormous difference obtains between the earlier writer and the later ones. Hemingway held an allegorical view of life in which women were idealized as the means of spiritual salvation, then condemned as agents of subversion. Raymond Carver, Richard Ford and Andre Dubus are neither sexists nor misanthropes. On the contrary: tenderness of heart is their signature trait. These men share an acute sense of the compatriot nature of human suffering. Their women are fellow victims.</w:t>
         <w:br/>
-        <w:t>Last weekend, 45 men reunited in the basement parish hall of a West Side church to celebrate the school and teachers who helped open their eyes to a world beyond cramped housing projects and blue-collar careers. They returned as doctors, lawyers, executives,social workers and, in some cases, with paunches, thinning hair and children in tow.</w:t>
+        <w:t>Nevertheless, from Hemingway to Andre Dubus, what is striking to a reader like myself is the extraordinarily fixed nature of what goes on between characters who are men and characters who are women. The narrator invariably subscribes to an idea of manhood that hasn't changed in half a century, and the women he knows seem to subscribe to similar notions. Their relations are the irreducible in the writing, the immutable circumstance from which the writer pulls his wisdom, his truth, his story. This sense of men and women struggling around together in dumb erotic need supplies Hemingway's three successors with a central metaphor. It arouses in each of them an astonishing capacity to respond to the desolation of ordinary lives in modern times. It gives them a strength of despair from which their powers derive. And it leaves me with the taste of ashes in my mouth.</w:t>
         <w:br/>
-        <w:t>''Kelly was a turning point for me,'' said Michael Schneider, a physician who flew in from Ohio to attend the reunion. He grew up in the Bronx, the son of a janitor who had emigrated from Romania. ''It made me optimistic about the future.''</w:t>
+        <w:t>There's a small Carver story called ''Are These Actual Miles?'' that illustrates perfectly what I mean. Toni and Leo are married. Leo has gone bankrupt. All that remains is the red convertible bought in the good years. Toni is being sent out to sell the car for the best price she can get. She leaves the house, dressed to kill, at 4 in the afternoon. Leo sits waiting for her return. Just after 9, she calls to say the sale is almost completed. He hears music in the background. ''Where are you?'' he asks nervously. After a bit more conversation, she hangs up. A while later she calls again: Any minute now, honey. ''Come home,'' he pleads. She hangs up. Two or three hours later, another call. He's frantic. At dawn she comes in drunk, with the check in her purse. He looks at her. ''Bankrupt!'' she screams, and passes out. Leo puts her to bed. After a while, he gets in beside her. Here are the final lines of the story:</w:t>
         <w:br/>
-        <w:t>Many said their experiences at the school, which they called simply Kelly, not only awakened them to possibilities, but also to a responsibility to use their talents to improve their communities. The school has produced several public interest lawyers, government officials and entreprenuers who have employed inner-city residents. Many alumni said the epitome of that philosophy was Brother Brian Carty, a teacher and principal at Kelly who was their mentor, friend and booster.</w:t>
+        <w:t>''Presently he reaches out his hand and touches her hip. . . . He runs his fingers over her hip and feels the stretch marks there. They are like roads, and he traces them in her flesh. He runs his fingers back and forth, first one, then another. They run everywhere in her flesh, dozens, perhaps hundreds of them. He remembers waking up the morning after they bought the car, seeing it, there in the drive, in the sun, gleaming.''</w:t>
         <w:br/>
-        <w:t xml:space="preserve"> </w:t>
+        <w:t>Her stretch marks, his convertible: it comes finally to that. The story, like much of Carver's fiction, is permeated with the nakedness of the moment. This is Carver's great strength: stunning immediacy, remarkable pathos. No other American writer can make a reader feel as he does, right up against it when a character experiences loss of hope. It is impossible to resist the power of such writing, and while I'm reading the story I don't. But then I find myself turning away. The atmosphere congeals. I feel manipulated. These people fail to engage me. I cannot be persuaded that life between Toni and Leo was good when the convertible stood gleaming in the driveway. What's more, I don't think Carver thinks life was good then, either. I think he yearns to believe that it should have been good, not that it actually was. This yearning is the force behind his writing. What fuels the intensity of his gaze, the clarity with which he pares down the description, is not a shrewd insight into the way things actually are between this man and this woman but a terrible longing to describe things as they might have been - or should have been. The sense of loss here is original and primal, unmediated by adult experience.</w:t>
         <w:br/>
-        <w:t>'Create and Take Risks'</w:t>
+        <w:t>Connection between people like Toni and Leo is predicated on the existence of a world in which men and women conform to a romantic notion of themselves as men and women. These two have never been real to each other. They were bound to end in her stretch marks, his convertible. Carver knows that. Instead of being jolted by what he knows, startled into another posture, he feels only sad and bad. He mourns the loss of romantic possibility in each life; in Carver's work, story after story - ''What Do You Do in San Francisco?,'' ''Gazebo,'' ''They're Not Your Husband,'' ''Little Things,'' ''What We Talk About When We Talk About Love'' - is saturated in a wistful longing for an ideal tender connection that never was, and never can be. Carver's surrogate character seems always to be saying, ''But wouldn't it be lovely if it could have been otherwise?'' In short, the work is sentimental. Trapped inside that sentimentality is the struggle so many women and so many men are waging now to make sense of themselves as they actually are. The struggle has brought men-and-women-together into a new place; puzzling and painful, true, but new nonetheless. In the country of these stories not only is that place not on the map, it's as though the territory doesn't exist.</w:t>
         <w:br/>
-        <w:t>''We always emphasized that the only change that is going to take place is by us creating that change,'' said Brother Brian, a 46-year-old beefy, bespectacled man whose easy smile is topped by a thick, bushy moustache. ''They did not have to be passive and accept what is, but had to create and take risks.''</w:t>
+        <w:t>There's a novel by Richard Ford in which the narrating protagonist says, ''Women have always lightened my burdens, picked up my faltering spirits and exhilarated me with the old anything-goes feeling though anything doesn't go, of course, and never did. . . . [But now] . . . I have slipped for a moment out onto that plane where women can't help in the age-old ways. . . . Not that I've lost the old yen, just that the old yen seems suddenly defeatable by facts, the kind you can't sidestep - the essence of a small empty moment.'' Frank Bascombe delivers himself of this insight on page 61 of ''The Sportswriter'' and then goes on speaking until page 375 exactly as though he hadn't. Taking in his own experience is not what this man is about.</w:t>
         <w:br/>
-        <w:t>The Roman Catholic Archdiocese of New York took a bit of a gamble itself when it opened the school in 1965 to meet the needs of talented inner-city children who were not sufficiently challenged by the traditional curriculum. The 270-students who attended the school had to pass a stringent test and be recommended by their parochial and public school principals before being admitted to Kelly, which served grades six through eight.</w:t>
+        <w:t>Frank came to New York in his 20's, from an anonymous American life that included Mississippi and the Midwest, because he'd written a book of stories that promised to commit him to a life of literature. But New York terrified him, and he couldn't keep up the writing. So he got married, became a sportswriter and moved to the suburbs. Frank tells us all this as though he himself is puzzled as to how this drastic turn of events came about. ''I had somehow lost my sense of anticipation at age twenty-five,'' he offers by way of explanation. ''And I had no more interest in what I might write next than I cared what a rock weighed on Mars.''</w:t>
         <w:br/>
-        <w:t>The school benefited from a synergy with the social ferment of the civil rights and Vietnam eras. In contrast to local schools, which reflected the de facto segregation of New York's balkanized neighborhoods, Kelly students came from the five boroughs and all races.</w:t>
+        <w:t>It's emblematic of the book that Frank, now 38 and divorced, can't figure out why things have turned out as they have, and finds his own ignorance strange and dreamy. ''Dreamy'' is his euphemism, the word he uses to describe the way he feels about almost everything: the end of serious writing, the death of his son, the breakup of his marriage, the love affairs that come to nothing. New York saddens him unbearably, and New Jersey gives him rest and relief. Everything else makes him dreamy.</w:t>
         <w:br/>
-        <w:t>''These kids were all bright and different,'' said Dr. Schneider. ''It was the first time for many with a lot of other black kids or Hispanics.''</w:t>
+        <w:t>Frank Bascombe's depression is Richard Ford's weakness. Mr. Ford is in love with it. It is responsible for the tenderness he bears the men in his stories, nearly all of whom are drifters, pained and bewildered people driven by their own sad emptiness into prototypic American violence. Here, in ''The Sportswriter,'' Mr. Ford has abandoned dialect, so to speak, but the commuter and the drifter are the same man: lonely, confused, hurting. Especially confused. It's the bewilderment that touches Mr. Ford deeply. Frank's not knowing what is happening to him is the story Mr. Ford is telling - life inflicting itself on the most ordinary of men.</w:t>
         <w:br/>
-        <w:t xml:space="preserve"> </w:t>
+        <w:t>But there is so much Frank Bascombe could understand, and seems not to want to understand, that it is hard to trust his pain. For example, his perpetual dreaminess about the women in his life is unpersuasive. The novel begins with an affair. Frank tells us that he loves the dating ritual and that Vicki, a nurse from Texas, loves to let him love it. He also tells us that it is in Vicki's nature to put her faith ''more in objects than in essences. And in most ways that makes her the perfect companion.'' Then he tells us that he longs to run away with Vicki, to marry her and bliss out forever on her good-natured sexiness. Mr. Ford allows Frank to mock himself, to parody his own expectations of love, but Vicki is so unremittingly a fantasy that this entire episode seems only peculiar. The man who daydreams this kind of rescue is, somehow, not credible.</w:t>
         <w:br/>
-        <w:t>Big Payoff Came Later</w:t>
+        <w:t>At the end of the novel, Frank has another affair of a few months' duration, this time with a college girl who spends a summer at the magazine he works for. Toward the end of this one, Frank observes, ''I doubt ours is a true romance. I am too old for her; she is too smart for me. . . . I . . . have also been pleased to find out she is a modern enough girl not to think that I can make things better for her one way or another, even though I wish I could.'' Not true. He doesn't wish it at all. It's only errant wistfulness drowsing through him.</w:t>
         <w:br/>
-        <w:t>They received an education that emphasized the basics of reading and writing, but also valued independent study and group projects. Courses in psychology, theology, cinema and philosophy and frequent field trips rounded out their education and spurred them to think about their place in the world.</w:t>
+        <w:t>Between these two affairs, the novel gives us summarized evocations of other women Frank has slept with, or failed to sleep with. These women are spoken of in the way that we all speak of people who once caused sexual infatuation to bloom in us: not as real in themselves, reminders only of the aliveness we have felt in passion.</w:t>
         <w:br/>
-        <w:t>''We told the kids they had the ability and they had to start using their heads,'' Brother Brian said. ''We expected a great deal from them and didn't let them coast.'' He said the payoff came when a number of Kelly's alumni were admitted to New England boarding schools or the city's elite public high schools and later went on to Ivy League colleges.</w:t>
+        <w:t>It is inconceivable in ''The Sportswriter'' that a person who is a woman should strike Frank simply as a familiar, as another human being floating around in the world, lost, empty, shocked to the bone by the way it's all turned out. He feels compassion for women but not empathy. At bottom, they do not remind him of himself. The only character in the book who even comes close is his ex-wife, and she, incredibly enough, is called X. It is X who brought on the divorce, X who found the emptiness between them unbearable, X who wanted to take another stab at living her life and, although she looks like a busy suburban mother, X too seems to be floundering and suffering. We can only deduce this from the hints Frank throws out. We never see X straight on. She is a shadowy figure, always at the periphery of Frank's vision. One would assume that he would know her well. But he doesn't. She is the ex-wife. In his mind, the people who embody his condition are other men he runs up against in a random fashion. There are these men, who are like himself, and then there are the women, who can no longer give comfort against the overwhelming force of life.</w:t>
         <w:br/>
-        <w:t>''Kelly helped me see the big picture,'' said Kevin Allen, a third-year opthamology resident at Harlem Hospital who graduated from Kelly in 1968. ''A lot of kids today don't think they can be leaders, but Kelly brought that across, that the world wasn't just the five blocks up and down my street.''</w:t>
+        <w:t>Andre Dubus, the most complex and least well known of the three, is the most articulate in the matter of men-and-women-together. A writer who yearns for Roman Catholicism, loves the Marines and suffers over the loss of permanence in marriage, Mr. Dubus makes the metaphor reach with as much ambition as did Hemingway. For nearly 20 years, he has been writing stories and novellas that are filled with this preoccupation. It runs like continuous current beneath the surface of his prose, providing his work with force and direction, and sometimes taking it down to a place where the waters are still, and very deep indeed. His is among the strongest writing now being done in American fiction. The strength both compels and disturbs, as the work describes with transparency a condition of life it seems, almost self-consciously, to resist making sense of.</w:t>
         <w:br/>
-        <w:t xml:space="preserve"> </w:t>
+        <w:t>Mr. Dubus's characters - blue-collar people who live in the old mill towns not far from Boston - are mechanics, waitresses, bartenders and construction workers. They have almost no conversation in them, and very little sense of things beyond their own immediate needs. They drink, they smoke, they make love: without a stop. Inevitably, the limitation of appetite becomes apparent, and they begin to suffer. When they suffer, they do terrible things to themselves, and to one another. There is nothing any of them can do to mitigate the suffering. They cannot educate themselves out of their lives; they can't leave home, and they can't get reborn. This situation is Mr. Dubus's subject, the thing he concentrates on with all his writer's might. His concentration is penetrating. We feel his people trapped in their lives so acutely that they enter into us.</w:t>
         <w:br/>
-        <w:t>Closed in 1972</w:t>
+        <w:t>The sympathetic detachment he brings to bear on the failure of marriage to mitigate the emptiness of soul lying in wait for his characters is Mr. Dubus's strongest quality. It is there in some of his best work: in the novel ''Voices From the Moon,'' as well as in the novellas ''Adultery'' and ''We Don't Live Here Anymore,'' in which the working class is deserted for a set of characters drawn from Mr. Dubus's own life. But working-class or middle-class, the people in these stories all suffer relentlessly from the same terrible surprise. It's the surprise one feels most vividly - because Mr. Dubus feels it. This failure of marriage has been a central experience for him, one that seems to have come unexpectedly and with a jolt. The shock and the immensity of it remain with him.</w:t>
         <w:br/>
-        <w:t>Dr. Allen added that the spirit of service he learned at Kelly has influenced him to plan to open an office in the inner city when he finishes his residency. ''There's a huge need in the inner city for eye care, from young people who need glasses for school to old people who have glaucoma.''</w:t>
+        <w:t>In ''Adultery,'' Hank and Edith meet as graduate students in Iowa. He's serious, she's not. He works passionately to make himself a writer, she only wants to be the girl he loves. They marry, have a child, and for Edith the years pass in contentment. Hank, meanwhile, is being eaten up by his life: he grows hungrier by the day, restless and ambitious for he knows not what. He begins an affair. Edith faces him down. He denies nothing. In fact, he tells her, he doesn't believe in monogamy. She is astonished and frightened. ''Why didn't I ever know any of this?'' she says. ''You never asked,'' he replies. He tells her to calm down; he says he loves her and wants to continue as a family. Only now, he adds, things are out in the open; there's no going back to their old way of being together. Edith is stricken, but she feels helpless. She agrees to an openly adulterous marriage: he will have lovers, she will have lovers. Five years pass. Then Edith takes as a lover a 40-year-old man who has just left the priesthood. She's the only woman Joe Ritchie has ever slept with. Joe is shocked by her marriage. He tells her she is living in sin, and if she stays with Hank she'll ''grow old in pieces.'' Slowly, she comes to see her life as her lover sees it. Within the year, Joe begins to die of cancer. Edith nurses him. Now, as he nears death, she is repelled by her marriage. She tells Joe she is divorcing her husband.</w:t>
         <w:br/>
-        <w:t>Neftali Martinez credited the lessons he learned at the school with having helped him rebuild his life after it was torn apart by drug abuse and a fling with the fast life on the streets. ''If it hadn't been for Kelly I would have been lost or dead,'' said Mr. Martinez, 36, a treatment team leader at Creedmore Psychiatric Hospital who said he used drugs while at Kelly. ''But there was this connection to the world of ideas, Kelly kept me anchored and helped me realize I have this talent.'' He said he now tries to impart the lessons he learned both on the streets and at Kelly to a group of troubled teen-agers that meets regularly at a West Side church.</w:t>
+        <w:t>The genius lies with having given the story to Edith: it is from inside her thoughts and feelings that we read. She - the untried, girlish woman - is the blank slate on which to write the grief, rage and humiliation of modern marriage. It is Edith who will best register the cost to the human spirit, Edith who can instruct the reader in what it feels like to make an unholy alliance, Edith who makes your skin crawl.</w:t>
         <w:br/>
-        <w:t>The Kelly school closed in 1972, the victim of diminished archdiocesan funds and dwindling numbers of the De La Salle Christian Brothers, the religious order that ran the school. But Brother Brian, determined that today's poor urban youths need such a school more than ever, kept alive his dream of reopening the school. In 1984 he and a group of Kelly alumni, many of whom had remained in New York, opened the De La Salle Academy on the Upper West Side, which is supported by donations and a tuition assessed on a sliding scale.</w:t>
+        <w:t>''Adultery'' is not a plea for the return of old-fashioned monogamous marriage; it is only a description of one kind of spiritual hell. Because marriage means so much to Mr. Dubus, he is able to use its corrupted form to describe the dictates of the human heart under vile circumstances in perilous times. This novella is his masterpiece. It is also a blueprint for his fundamental text on men and women together.</w:t>
         <w:br/>
-        <w:t>The unfulfilled promises of the 1960's, combined with crack, unemployment and broken families make the job more difficult, and hiring for the school is a more expensive now that most of the 12-member faculty is composed of lay teachers. But Brother Brian vowed to promote the values of service and achievement to a new group of students that he hopes will become a new generation of urban leaders.</w:t>
+        <w:t>There's a scene in ''Adultery'' in which Edith, observing her husband at a party, reflects on this situation as she knows it. Here's a bit of what she's thinking:</w:t>
         <w:br/>
-        <w:t>His only fear is that they may become victims of their success. ''Too many kids want to leave the city and escape to the suburbs,'' he said. ''But who can blame them?''</w:t>
+        <w:t>''Edith watched Hank, and listened to him. Early in their marriage she had learned to do that. His intimacy with her was private; at their table and in their bed they talked; his intimacy with men was public, and when he was with them he spoke mostly to them, looked mostly at them, and she knew there were times when he was unaware that she or any other woman was in the room. She had long ago stopped resenting this; she had watched the other wives sitting together and talking to one another; she had watched them sit listening while couples were at a dinner table and the women couldn't group so they ate and listened to the men. Usually men who talked to women were trying to make love with them, and she could sense the other men's resentment at this distraction, as if during a hand of poker a man had left the table to phone his mistress. Of course she was able to talk at parties; she wasn't shy and no man had ever intentionally made her feel he was not interested in what she had to say; but willy-nilly they patronized her. As they listened to her she could sense their courtesy, their impatience for her to finish so they could speak again to their comrades. . . . [She saw that] Hank needed and loved men, and when he loved them it was because of what they thought and how they lived. He did not measure women that way; he measured them by their sexuality and good sense. He and his friends talked with one another because it was the only way they could show their love. . . . It no longer bothered her. She knew that some women writhed under these conversations; they were usually women whose husbands rarely spoke to them with the intensity and attention they gave to men.''</w:t>
+        <w:br/>
+        <w:t>In Mr. Dubus's work, sexual love is entirely instrumental. Men and women are alive to themselves and to one another only in the mythic way. They provoke in themselves the fantasy that romantic love will bring one to safe haven. They are tremendously influenced by an idea of ''men'' and an idea of ''women'' that Ernest Hemingway would have understood and approved of, but that many people today find alarming, if not downright silly. The reader can see early on that the marriage in ''Adultery'' will come to disaster. Without genuine connection - that is, connection of the mind or spirit - sexual feeling quickly wears itself out. Such love is bound to come a cropper. Yet neither Mr. Dubus nor his characters see what the reader sees. In many of his stories, the characters are middle-aged and have been through these affairs many times over. Yet they remain devoted to the fantasy. They resist taking in their own experience. Theirs is the distress of people unable to arrive at wisdom.</w:t>
+        <w:br/>
+        <w:t>Behind Hank and Edith (and Hank's future girlfriends) stand the young men and women in Mr. Dubus's Marine stories and his loss-of-virginity stories. Here young men elevate the mystique of physical courage into an idea of manhood that, today, seems puzzling, and young women develop a concern for virginity that is equally off-putting. Even if the models for these stories still exist - and, of course, they do, in the tens of thousands - they are, in some large sense, no longer plausible. They seem to occur in a vacuum of history. What Mr. Dubus has to say in these stories is so emotionally unconvincing that, even though he writes the same good prose he always does, and one reads every sentence with interest, the work loses power.</w:t>
+        <w:br/>
+        <w:t>To create characters who are themselves unknowing is one thing; to write as though you know only as much as your characters know is another. In these stories, there is no distance at all between character and narration. Mr. Dubus seems to be at one with these young men and women. He is soaked in nostalgia, even as they are, for an idea of men and women together that is evaporating now - and, for many of us, can't dry up fast enough.</w:t>
+        <w:br/>
+        <w:t>But Mr. Dubus doesn't want that idea to go. When we get to his Catholicism, we see how deeply he does not want it to go, and we see even more clearly what lies behind the poetic toughness of his writing.</w:t>
+        <w:br/>
+        <w:t>In ''A Father's Story,'' we have a man speaking from inside the middle of his life. He's divorced, a devout Catholic who will not remarry; he lives alone on a horse farm, his only friend the local priest. Slowly, he tells us about last summer, when his 20-year-old daughter was visiting him. One evening she went out with friends. On her way back, driving alone at 1 in the morning, she hit a man. The man's body went flying across the road. The girl pushed down on the gas pedal and fled. When she arrives home, she tells her father what she's done and he, seeing how terrified she is, decides to shield her. He drives back over the road and finds the body. For one awful minute, he thinks it's breathing; he decides to leave it anyway. He drives home, takes the daughter's car into town and drives it into a tree in the priest's front yard to conceal its already broken headlight. At the end of this account, the narrator speaks with God:</w:t>
+        <w:br/>
+        <w:t>''I do not feel the peace I once did: not with God, nor the earth, or anyone on it. . . . [But now] in the mornings . . . I say to Him: I would do it again. For when she knocked on my door, then called me, she woke what had flowed dormant in my blood since her birth, so that what rose from the bed was not a stable owner or a Catholic . . . but the father of a girl. ''And He says: I am a Father too. . . . ''True. . . . And if one of my sons had come to me that night, I would have phoned the police and told them to meet us with an ambulance at the top of the hill. ''Why? Do you love them less? ''I tell Him no, it is not that I love them less, but that I could bear the pain of watching and knowing my sons' pain, could bear it with pride as they took the whip and nails. But You never had a daughter and, if You had, You could not have borne her passion. ''So, He says, you love her more than you love Me. ''I love her more than I love truth. ''Then you love in weakness, He says. ''As You love me, I say, and I go with an apple or carrot out to the barn.''</w:t>
+        <w:br/>
+        <w:t>''A Father's Story'' moves forward under the influence of a disturbing piece of social, if not religious, orthodoxy - God is to man as man is to woman - akin to the sense of things that lies behind the Marine and loss-of-virginity stories. It posits, in Catholic terms, a hierarchy of existential vulnerabilities that mythicizes men, women, love and the mystery of life. It is hard to know what Mr. Dubus is wanting to say with such a conceit, especially now, when so many women and men are struggling to meet at eye level, to extend a hand across the open ditch that surrounds each of our lives. Who among us is to be moved or comforted by the assurance that we are all as children commended to the care and pity of a Fatherly Being, but that, still, only a son need bear the consequences of his act.</w:t>
+        <w:br/>
+        <w:t>Life is a Christian drama for Mr. Dubus's characters precisely because they understand so little about themselves in a world where self-understanding has become crucial. These people are bewildered, they act badly and are held accountable. Nevertheless they are innocent. This, for Mr. Dubus, is religious metaphor: from it he derives his strength. Damnation mesmerizes him, holds his full attention, compels his deepest response. He may not have very much more understanding than his characters do of why their lives grow empty, but the emptiness itself he feels brilliantly: the look and the taste of it, the anguish it causes and the compromised inner peace to which it leads.</w:t>
+        <w:br/>
+        <w:t>In Mr. Dubus's work, as in that of Raymond Carver and Richard Ford, strength of feeling for the desolation in American life has brought new vitality to the kind of story that is famous for a hard surface beneath which spreads a contained flood of sentiment. But inside that tender toughness, these stories have always seemed to be asking, ''Why aren't things the way they used to be?'' And, essentially, that's what they're still asking.</w:t>
+        <w:br/>
+        <w:t>The despair of these writers can never be as moving to a reader like me as it is to the writers themselves. At the heart of their work lies a keen regret that things are no longer as they once were between men and women, a regret so strong that it amounts to longing. It's this longing, endowed with the appearance of hard reality, that informs much of their writing. But from where I stand, the hard reality is this: that question about why things are not as they once were has got to be asked honestly, not rhetorically. Then something more might be known about why life is so empty now, and the work of writers as good as Andre Dubus, Raymond Carver and Richard Ford would be wise as well as strong.</w:t>
         <w:br/>
         <w:br/>
         <w:t>Graphic</w:t>
@@ -101,7 +121,7 @@
         <w:br/>
         <w:t xml:space="preserve"> </w:t>
         <w:br/>
-        <w:t>Photo: Brother Brian Carty, mentor for many of the graduates of the Msgr. William Kelly School, was joined at the school's 25th anniversary celebration by students of his new school, De La Salle Academy. From left were Monica Welby, Monique Jennings and Barrence Anthony, back to camera. (Lee Romero for The New York Times)</w:t>
+        <w:t>Photos: Andre Dubus (Sarah Putnam) (pg. 33); Raymond Carver (Marion Ettlinger) (pg. 34); Richard Ford (Kurt Wilson) (pg. 35)</w:t>
       </w:r>
     </w:p>
     <w:sectPr>

--- a/example_articles/gender/Multiple/3.gender_Multiple_New_York_Times.docx
+++ b/example_articles/gender/Multiple/3.gender_Multiple_New_York_Times.docx
@@ -7,7 +7,9 @@
         <w:pStyle w:val="Heading1"/>
       </w:pPr>
       <w:r>
-        <w:t>Tenderhearted Men: Lonesome, Sad and Blue</w:t>
+        <w:t>WINE TALK;</w:t>
+        <w:br/>
+        <w:t>Firehouse '97, and Other Proud Parisian Appellations</w:t>
       </w:r>
     </w:p>
     <w:p>
@@ -17,17 +19,17 @@
     </w:p>
     <w:p>
       <w:r>
-        <w:t>Date: 1990-09-16</w:t>
+        <w:t>Date: 1999-01-06</w:t>
       </w:r>
     </w:p>
     <w:p>
       <w:r>
-        <w:t>Section: Section 7; Page 1, Column 1; Book Review Desk</w:t>
+        <w:t>Section: Section F; ; Section F; Page 8; Column 1; Dining In, Dining Out/Style Desk ; Column 1;</w:t>
       </w:r>
     </w:p>
     <w:p>
       <w:r>
-        <w:t>Source file: NYT/54.DOCX</w:t>
+        <w:t>Source file: NYT/46.DOCX</w:t>
       </w:r>
     </w:p>
     <w:p>
@@ -49,71 +51,54 @@
     </w:p>
     <w:p>
       <w:r>
-        <w:t>There's a certain kind of American story that is characterized by a laconic surface and a tight-lipped speaking voice. The narrator in this story has been made inarticulate by modern life. Vulnerable to his own loneliness, he is forced into hard-boiled self-protection. His inexpressiveness is eloquent: the poetry of strong emotion trapped in confused and disintegrating times. Yet he longs for things to be other than they are. He yearns, in fact, for tender connection. Just behind the leanness and coolness of the prose lies the open - but doomed - expectation that romantic love saves. Settings vary and regional idioms intrude, but almost always it is men and women together that is being written about.</w:t>
+        <w:t>Avoiding the crowds waiting to ascend the Eiffel Tower last week, a few intrepid tourists made their way instead to Bercy Park at the southeast corner of the city to view an exhibition called "Vignes, Vins et Paris," or "Vines, Wines and Paris." In doing so, they joined the few insiders who know that Paris, a city as urban as any, has eight vineyards. Six are cultivated by the parks department, two are privately owned and all are very small.</w:t>
         <w:br/>
-        <w:t>Fifty years ago the strongest version of this story was written by Ernest Hemingway. Today, it survives in the work of Raymond Carver, Richard Ford and Andre Dubus. One enormous difference obtains between the earlier writer and the later ones. Hemingway held an allegorical view of life in which women were idealized as the means of spiritual salvation, then condemned as agents of subversion. Raymond Carver, Richard Ford and Andre Dubus are neither sexists nor misanthropes. On the contrary: tenderness of heart is their signature trait. These men share an acute sense of the compatriot nature of human suffering. Their women are fellow victims.</w:t>
+        <w:t>Though Paris was wine country centuries ago, a few of these vineyards are only decades old; some were planted as recently as a few years ago, in an effort to enhance certain neighborhoods.</w:t>
         <w:br/>
-        <w:t>Nevertheless, from Hemingway to Andre Dubus, what is striking to a reader like myself is the extraordinarily fixed nature of what goes on between characters who are men and characters who are women. The narrator invariably subscribes to an idea of manhood that hasn't changed in half a century, and the women he knows seem to subscribe to similar notions. Their relations are the irreducible in the writing, the immutable circumstance from which the writer pulls his wisdom, his truth, his story. This sense of men and women struggling around together in dumb erotic need supplies Hemingway's three successors with a central metaphor. It arouses in each of them an astonishing capacity to respond to the desolation of ordinary lives in modern times. It gives them a strength of despair from which their powers derive. And it leaves me with the taste of ashes in my mouth.</w:t>
+        <w:t>The best known is in Montmartre, in the shadow of the great white basilica of Sacre-Coeur. At harvest time, its grapes are picked with considerable fanfare and the first bottles of the previous year's harvest are sold to raise money for charity. The 1,800 vines, planted in 1932 on a site where vines had grown centuries earlier, are mostly gamay and produce about 750 bottles a year.</w:t>
         <w:br/>
-        <w:t>There's a small Carver story called ''Are These Actual Miles?'' that illustrates perfectly what I mean. Toni and Leo are married. Leo has gone bankrupt. All that remains is the red convertible bought in the good years. Toni is being sent out to sell the car for the best price she can get. She leaves the house, dressed to kill, at 4 in the afternoon. Leo sits waiting for her return. Just after 9, she calls to say the sale is almost completed. He hears music in the background. ''Where are you?'' he asks nervously. After a bit more conversation, she hangs up. A while later she calls again: Any minute now, honey. ''Come home,'' he pleads. She hangs up. Two or three hours later, another call. He's frantic. At dawn she comes in drunk, with the check in her purse. He looks at her. ''Bankrupt!'' she screams, and passes out. Leo puts her to bed. After a while, he gets in beside her. Here are the final lines of the story:</w:t>
+        <w:t>In Belleville Park, the highest point in the city, 120 vines of pinot meunier planted in 1993 produce about 300 bottles a year. Pinot meunier is a principal grape of Champagne, and one day, the city gardeners hope, these vines might produce a true sparkling wine. In Georges Brassens Park in southern Paris, 700 vines of pinot noir, pinot meunier and perlette, a German variety, yield 200 to 800 bottles of wine.</w:t>
         <w:br/>
-        <w:t>''Presently he reaches out his hand and touches her hip. . . . He runs his fingers over her hip and feels the stretch marks there. They are like roads, and he traces them in her flesh. He runs his fingers back and forth, first one, then another. They run everywhere in her flesh, dozens, perhaps hundreds of them. He remembers waking up the morning after they bought the car, seeing it, there in the drive, in the sun, gleaming.''</w:t>
+        <w:t>Some 200 chardonnay and sauvignon blanc vines grow in a small city park on the Rue Lardenois in the northeast corner of the city. Planted between 1994 and 1997, the vines have yet to produce enough grapes to make their own wine. Nearby in the Parc de la Villette, about 120 vines of golden chasselas produce about 200 bottles a year.</w:t>
         <w:br/>
-        <w:t>Her stretch marks, his convertible: it comes finally to that. The story, like much of Carver's fiction, is permeated with the nakedness of the moment. This is Carver's great strength: stunning immediacy, remarkable pathos. No other American writer can make a reader feel as he does, right up against it when a character experiences loss of hope. It is impossible to resist the power of such writing, and while I'm reading the story I don't. But then I find myself turning away. The atmosphere congeals. I feel manipulated. These people fail to engage me. I cannot be persuaded that life between Toni and Leo was good when the convertible stood gleaming in the driveway. What's more, I don't think Carver thinks life was good then, either. I think he yearns to believe that it should have been good, not that it actually was. This yearning is the force behind his writing. What fuels the intensity of his gaze, the clarity with which he pares down the description, is not a shrewd insight into the way things actually are between this man and this woman but a terrible longing to describe things as they might have been - or should have been. The sense of loss here is original and primal, unmediated by adult experience.</w:t>
+        <w:t>One of the private vineyards isn't exactly private; it consists of 10 vines planted in 1934 that grow across the front of a firehouse on the Rue Blanche in the central part of the city. Generations of firefighters have tended the vines, which produce about 50 bottles of wine a year. The grapes are pinot noir, but the firefighters are quick to admit that Burgundy, where pinot noir is king, has nothing to fear from the Rue Blanche.</w:t>
         <w:br/>
-        <w:t>Connection between people like Toni and Leo is predicated on the existence of a world in which men and women conform to a romantic notion of themselves as men and women. These two have never been real to each other. They were bound to end in her stretch marks, his convertible. Carver knows that. Instead of being jolted by what he knows, startled into another posture, he feels only sad and bad. He mourns the loss of romantic possibility in each life; in Carver's work, story after story - ''What Do You Do in San Francisco?,'' ''Gazebo,'' ''They're Not Your Husband,'' ''Little Things,'' ''What We Talk About When We Talk About Love'' - is saturated in a wistful longing for an ideal tender connection that never was, and never can be. Carver's surrogate character seems always to be saying, ''But wouldn't it be lovely if it could have been otherwise?'' In short, the work is sentimental. Trapped inside that sentimentality is the struggle so many women and so many men are waging now to make sense of themselves as they actually are. The struggle has brought men-and-women-together into a new place; puzzling and painful, true, but new nonetheless. In the country of these stories not only is that place not on the map, it's as though the territory doesn't exist.</w:t>
+        <w:t>A couple of enormous vines climb around the sides of the Bistrot Melac, in a working-class neighborhood near the Pere Lachaise Cemetery. The bistro's owner, Jacques Melac, blends his grapes with those of the members of the Association des Vignerons de Paris, a semi-serious organization of grape growers that he founded.</w:t>
         <w:br/>
-        <w:t>There's a novel by Richard Ford in which the narrating protagonist says, ''Women have always lightened my burdens, picked up my faltering spirits and exhilarated me with the old anything-goes feeling though anything doesn't go, of course, and never did. . . . [But now] . . . I have slipped for a moment out onto that plane where women can't help in the age-old ways. . . . Not that I've lost the old yen, just that the old yen seems suddenly defeatable by facts, the kind you can't sidestep - the essence of a small empty moment.'' Frank Bascombe delivers himself of this insight on page 61 of ''The Sportswriter'' and then goes on speaking until page 375 exactly as though he hadn't. Taking in his own experience is not what this man is about.</w:t>
+        <w:t>The association's 200 members are city folk who grow wine grapes on terraces and balconies, in window boxes and tiny backyards. Every year at harvest time, when Mr. Melac beckons, they gather from all over the city, carrying their grapes in buckets, boxes and plastic bags. He gives a party and helps them crush their grapes and make about 800 bottles of wine. The winemaking is actually done by a few moonlighters from Champagne or some other true wine region. The highlight of each year's crush is a chance to taste the previous vintage.</w:t>
         <w:br/>
-        <w:t>Frank came to New York in his 20's, from an anonymous American life that included Mississippi and the Midwest, because he'd written a book of stories that promised to commit him to a life of literature. But New York terrified him, and he couldn't keep up the writing. So he got married, became a sportswriter and moved to the suburbs. Frank tells us all this as though he himself is puzzled as to how this drastic turn of events came about. ''I had somehow lost my sense of anticipation at age twenty-five,'' he offers by way of explanation. ''And I had no more interest in what I might write next than I cared what a rock weighed on Mars.''</w:t>
+        <w:t>The merriment that all of this occasions intrigues a lot of other Parisians, and it is because of this growing interest that the city mounted the exhibition, which is scheduled to run through March but may be extended. Besides Bercy Park's own vineyard, now neatly pruned, there are displays of winemaking equipment, information on all the city's vineyards and classes on how to grow wine grapes for fun, if not for profit.</w:t>
         <w:br/>
-        <w:t>It's emblematic of the book that Frank, now 38 and divorced, can't figure out why things have turned out as they have, and finds his own ignorance strange and dreamy. ''Dreamy'' is his euphemism, the word he uses to describe the way he feels about almost everything: the end of serious writing, the death of his son, the breakup of his marriage, the love affairs that come to nothing. New York saddens him unbearably, and New Jersey gives him rest and relief. Everything else makes him dreamy.</w:t>
+        <w:t>The recommended varieties, by the way, are not the grapes most people think of when they drink French wine. The favored whites are perdin and chasselas de Fontainebleau, and the reds are aladin, Alphonse Lavallee and Brant, varieties that are hardy enough to withstand city living.</w:t>
         <w:br/>
-        <w:t>Frank Bascombe's depression is Richard Ford's weakness. Mr. Ford is in love with it. It is responsible for the tenderness he bears the men in his stories, nearly all of whom are drifters, pained and bewildered people driven by their own sad emptiness into prototypic American violence. Here, in ''The Sportswriter,'' Mr. Ford has abandoned dialect, so to speak, but the commuter and the drifter are the same man: lonely, confused, hurting. Especially confused. It's the bewilderment that touches Mr. Ford deeply. Frank's not knowing what is happening to him is the story Mr. Ford is telling - life inflicting itself on the most ordinary of men.</w:t>
+        <w:t>In Roman times, much of the Paris region was planted in vines. In the Middle Ages, Parisian wines were a staple of the city's growing population, and as recently as World War II, suburban vineyards like those in Suresnes still produced wines commercially.</w:t>
         <w:br/>
-        <w:t>But there is so much Frank Bascombe could understand, and seems not to want to understand, that it is hard to trust his pain. For example, his perpetual dreaminess about the women in his life is unpersuasive. The novel begins with an affair. Frank tells us that he loves the dating ritual and that Vicki, a nurse from Texas, loves to let him love it. He also tells us that it is in Vicki's nature to put her faith ''more in objects than in essences. And in most ways that makes her the perfect companion.'' Then he tells us that he longs to run away with Vicki, to marry her and bliss out forever on her good-natured sexiness. Mr. Ford allows Frank to mock himself, to parody his own expectations of love, but Vicki is so unremittingly a fantasy that this entire episode seems only peculiar. The man who daydreams this kind of rescue is, somehow, not credible.</w:t>
+        <w:t>Throughout much of modern history, the Bercy district, along the Right Bank of the Seine, was Paris's principal wine depot. Long before railroads carried wine north to the city from the Midi, the Rhone Valley and Burgundy, millions of gallons came up the river on barges to be blended, stored and bottled in stone warehouses. A small city of wine, Bercy included the Rue de Bordeaux, the Rue de Macon, the Rue de Pommard and the Rue de Chambertin. So much a part of city life were the wine sheds that, as Georges Simenon's fictional Inspector Maigret recalled, "When we arrested drunks we wrote them up as 'Bercys.' "</w:t>
         <w:br/>
-        <w:t>At the end of the novel, Frank has another affair of a few months' duration, this time with a college girl who spends a summer at the magazine he works for. Toward the end of this one, Frank observes, ''I doubt ours is a true romance. I am too old for her; she is too smart for me. . . . I . . . have also been pleased to find out she is a modern enough girl not to think that I can make things better for her one way or another, even though I wish I could.'' Not true. He doesn't wish it at all. It's only errant wistfulness drowsing through him.</w:t>
+        <w:t>Well into the 1960's, old-line wine companies still stored inexpensive bulk wine at Bercy and bottled it for the city's small grocery stores. As tastes have changed and disposable income has risen, the market for this cheap stuff has virtually disappeared. After sitting mostly abandoned for two decades, many of the Bercy warehouses were pulled down, and the area was turned into a park three years ago.</w:t>
         <w:br/>
-        <w:t>Between these two affairs, the novel gives us summarized evocations of other women Frank has slept with, or failed to sleep with. These women are spoken of in the way that we all speak of people who once caused sexual infatuation to bloom in us: not as real in themselves, reminders only of the aliveness we have felt in passion.</w:t>
+        <w:t>Not everything was demolished. One old building was converted into a gardening center where people can learn how to grow grapes in tough city conditions. A "Bercy" today is liable to be not a drunk but an irate matron from the Avenue Foch demanding to know why her vine died.</w:t>
         <w:br/>
-        <w:t>It is inconceivable in ''The Sportswriter'' that a person who is a woman should strike Frank simply as a familiar, as another human being floating around in the world, lost, empty, shocked to the bone by the way it's all turned out. He feels compassion for women but not empathy. At bottom, they do not remind him of himself. The only character in the book who even comes close is his ex-wife, and she, incredibly enough, is called X. It is X who brought on the divorce, X who found the emptiness between them unbearable, X who wanted to take another stab at living her life and, although she looks like a busy suburban mother, X too seems to be floundering and suffering. We can only deduce this from the hints Frank throws out. We never see X straight on. She is a shadowy figure, always at the periphery of Frank's vision. One would assume that he would know her well. But he doesn't. She is the ex-wife. In his mind, the people who embody his condition are other men he runs up against in a random fashion. There are these men, who are like himself, and then there are the women, who can no longer give comfort against the overwhelming force of life.</w:t>
+        <w:t xml:space="preserve"> </w:t>
         <w:br/>
-        <w:t>Andre Dubus, the most complex and least well known of the three, is the most articulate in the matter of men-and-women-together. A writer who yearns for Roman Catholicism, loves the Marines and suffers over the loss of permanence in marriage, Mr. Dubus makes the metaphor reach with as much ambition as did Hemingway. For nearly 20 years, he has been writing stories and novellas that are filled with this preoccupation. It runs like continuous current beneath the surface of his prose, providing his work with force and direction, and sometimes taking it down to a place where the waters are still, and very deep indeed. His is among the strongest writing now being done in American fiction. The strength both compels and disturbs, as the work describes with transparency a condition of life it seems, almost self-consciously, to resist making sense of.</w:t>
+        <w:t>TASTINGS</w:t>
         <w:br/>
-        <w:t>Mr. Dubus's characters - blue-collar people who live in the old mill towns not far from Boston - are mechanics, waitresses, bartenders and construction workers. They have almost no conversation in them, and very little sense of things beyond their own immediate needs. They drink, they smoke, they make love: without a stop. Inevitably, the limitation of appetite becomes apparent, and they begin to suffer. When they suffer, they do terrible things to themselves, and to one another. There is nothing any of them can do to mitigate the suffering. They cannot educate themselves out of their lives; they can't leave home, and they can't get reborn. This situation is Mr. Dubus's subject, the thing he concentrates on with all his writer's might. His concentration is penetrating. We feel his people trapped in their lives so acutely that they enter into us.</w:t>
+        <w:t xml:space="preserve"> </w:t>
         <w:br/>
-        <w:t>The sympathetic detachment he brings to bear on the failure of marriage to mitigate the emptiness of soul lying in wait for his characters is Mr. Dubus's strongest quality. It is there in some of his best work: in the novel ''Voices From the Moon,'' as well as in the novellas ''Adultery'' and ''We Don't Live Here Anymore,'' in which the working class is deserted for a set of characters drawn from Mr. Dubus's own life. But working-class or middle-class, the people in these stories all suffer relentlessly from the same terrible surprise. It's the surprise one feels most vividly - because Mr. Dubus feels it. This failure of marriage has been a central experience for him, one that seems to have come unexpectedly and with a jolt. The shock and the immensity of it remain with him.</w:t>
+        <w:t>Grapes With Legs</w:t>
         <w:br/>
-        <w:t>In ''Adultery,'' Hank and Edith meet as graduate students in Iowa. He's serious, she's not. He works passionately to make himself a writer, she only wants to be the girl he loves. They marry, have a child, and for Edith the years pass in contentment. Hank, meanwhile, is being eaten up by his life: he grows hungrier by the day, restless and ambitious for he knows not what. He begins an affair. Edith faces him down. He denies nothing. In fact, he tells her, he doesn't believe in monogamy. She is astonished and frightened. ''Why didn't I ever know any of this?'' she says. ''You never asked,'' he replies. He tells her to calm down; he says he loves her and wants to continue as a family. Only now, he adds, things are out in the open; there's no going back to their old way of being together. Edith is stricken, but she feels helpless. She agrees to an openly adulterous marriage: he will have lovers, she will have lovers. Five years pass. Then Edith takes as a lover a 40-year-old man who has just left the priesthood. She's the only woman Joe Ritchie has ever slept with. Joe is shocked by her marriage. He tells her she is living in sin, and if she stays with Hank she'll ''grow old in pieces.'' Slowly, she comes to see her life as her lover sees it. Within the year, Joe begins to die of cancer. Edith nurses him. Now, as he nears death, she is repelled by her marriage. She tells Joe she is divorcing her husband.</w:t>
+        <w:t xml:space="preserve"> </w:t>
         <w:br/>
-        <w:t>The genius lies with having given the story to Edith: it is from inside her thoughts and feelings that we read. She - the untried, girlish woman - is the blank slate on which to write the grief, rage and humiliation of modern marriage. It is Edith who will best register the cost to the human spirit, Edith who can instruct the reader in what it feels like to make an unholy alliance, Edith who makes your skin crawl.</w:t>
+        <w:t>Simi Cabernet Sauvignon Reserve 1994, Sonoma County, Calif. About $46.</w:t>
         <w:br/>
-        <w:t>''Adultery'' is not a plea for the return of old-fashioned monogamous marriage; it is only a description of one kind of spiritual hell. Because marriage means so much to Mr. Dubus, he is able to use its corrupted form to describe the dictates of the human heart under vile circumstances in perilous times. This novella is his masterpiece. It is also a blueprint for his fundamental text on men and women together.</w:t>
+        <w:t>IT must be nice to be LVMH Moet Hennessy Louis Vuitton, the luxury conglomerate, and own vineyards and wineries all over the place. Take this luscious cabernet from Simi Winery, an LVMH property. When Simi's winemakers ran out of grapes from their Alexander Valley vineyards, still not fully recovered from the deadly phylloxera blight, they turned to their Napa Valley sister winery, Domaine Chandon, another LVMH operation, which had plenty of good cabernet in its vineyards.</w:t>
         <w:br/>
-        <w:t>There's a scene in ''Adultery'' in which Edith, observing her husband at a party, reflects on this situation as she knows it. Here's a bit of what she's thinking:</w:t>
+        <w:t>Because 76 percent of the grapes came from Simi's Sonoma vineyards, the wine was entitled to the Sonoma County appellation. It spent 16 months in French oak, then 18 months in bottles before being released.</w:t>
         <w:br/>
-        <w:t>''Edith watched Hank, and listened to him. Early in their marriage she had learned to do that. His intimacy with her was private; at their table and in their bed they talked; his intimacy with men was public, and when he was with them he spoke mostly to them, looked mostly at them, and she knew there were times when he was unaware that she or any other woman was in the room. She had long ago stopped resenting this; she had watched the other wives sitting together and talking to one another; she had watched them sit listening while couples were at a dinner table and the women couldn't group so they ate and listened to the men. Usually men who talked to women were trying to make love with them, and she could sense the other men's resentment at this distraction, as if during a hand of poker a man had left the table to phone his mistress. Of course she was able to talk at parties; she wasn't shy and no man had ever intentionally made her feel he was not interested in what she had to say; but willy-nilly they patronized her. As they listened to her she could sense their courtesy, their impatience for her to finish so they could speak again to their comrades. . . . [She saw that] Hank needed and loved men, and when he loved them it was because of what they thought and how they lived. He did not measure women that way; he measured them by their sexuality and good sense. He and his friends talked with one another because it was the only way they could show their love. . . . It no longer bothered her. She knew that some women writhed under these conversations; they were usually women whose husbands rarely spoke to them with the intensity and attention they gave to men.''</w:t>
+        <w:t>One of California's oldest wineries, Simi has a reputation for making fine cabernets. This one is no exception. It is a rich, intense wine with a long, beautiful finish and good structure, thanks in part to those Napa grapes.</w:t>
         <w:br/>
-        <w:t>In Mr. Dubus's work, sexual love is entirely instrumental. Men and women are alive to themselves and to one another only in the mythic way. They provoke in themselves the fantasy that romantic love will bring one to safe haven. They are tremendously influenced by an idea of ''men'' and an idea of ''women'' that Ernest Hemingway would have understood and approved of, but that many people today find alarming, if not downright silly. The reader can see early on that the marriage in ''Adultery'' will come to disaster. Without genuine connection - that is, connection of the mind or spirit - sexual feeling quickly wears itself out. Such love is bound to come a cropper. Yet neither Mr. Dubus nor his characters see what the reader sees. In many of his stories, the characters are middle-aged and have been through these affairs many times over. Yet they remain devoted to the fantasy. They resist taking in their own experience. Theirs is the distress of people unable to arrive at wisdom.</w:t>
         <w:br/>
-        <w:t>Behind Hank and Edith (and Hank's future girlfriends) stand the young men and women in Mr. Dubus's Marine stories and his loss-of-virginity stories. Here young men elevate the mystique of physical courage into an idea of manhood that, today, seems puzzling, and young women develop a concern for virginity that is equally off-putting. Even if the models for these stories still exist - and, of course, they do, in the tens of thousands - they are, in some large sense, no longer plausible. They seem to occur in a vacuum of history. What Mr. Dubus has to say in these stories is so emotionally unconvincing that, even though he writes the same good prose he always does, and one reads every sentence with interest, the work loses power.</w:t>
-        <w:br/>
-        <w:t>To create characters who are themselves unknowing is one thing; to write as though you know only as much as your characters know is another. In these stories, there is no distance at all between character and narration. Mr. Dubus seems to be at one with these young men and women. He is soaked in nostalgia, even as they are, for an idea of men and women together that is evaporating now - and, for many of us, can't dry up fast enough.</w:t>
-        <w:br/>
-        <w:t>But Mr. Dubus doesn't want that idea to go. When we get to his Catholicism, we see how deeply he does not want it to go, and we see even more clearly what lies behind the poetic toughness of his writing.</w:t>
-        <w:br/>
-        <w:t>In ''A Father's Story,'' we have a man speaking from inside the middle of his life. He's divorced, a devout Catholic who will not remarry; he lives alone on a horse farm, his only friend the local priest. Slowly, he tells us about last summer, when his 20-year-old daughter was visiting him. One evening she went out with friends. On her way back, driving alone at 1 in the morning, she hit a man. The man's body went flying across the road. The girl pushed down on the gas pedal and fled. When she arrives home, she tells her father what she's done and he, seeing how terrified she is, decides to shield her. He drives back over the road and finds the body. For one awful minute, he thinks it's breathing; he decides to leave it anyway. He drives home, takes the daughter's car into town and drives it into a tree in the priest's front yard to conceal its already broken headlight. At the end of this account, the narrator speaks with God:</w:t>
-        <w:br/>
-        <w:t>''I do not feel the peace I once did: not with God, nor the earth, or anyone on it. . . . [But now] in the mornings . . . I say to Him: I would do it again. For when she knocked on my door, then called me, she woke what had flowed dormant in my blood since her birth, so that what rose from the bed was not a stable owner or a Catholic . . . but the father of a girl. ''And He says: I am a Father too. . . . ''True. . . . And if one of my sons had come to me that night, I would have phoned the police and told them to meet us with an ambulance at the top of the hill. ''Why? Do you love them less? ''I tell Him no, it is not that I love them less, but that I could bear the pain of watching and knowing my sons' pain, could bear it with pride as they took the whip and nails. But You never had a daughter and, if You had, You could not have borne her passion. ''So, He says, you love her more than you love Me. ''I love her more than I love truth. ''Then you love in weakness, He says. ''As You love me, I say, and I go with an apple or carrot out to the barn.''</w:t>
-        <w:br/>
-        <w:t>''A Father's Story'' moves forward under the influence of a disturbing piece of social, if not religious, orthodoxy - God is to man as man is to woman - akin to the sense of things that lies behind the Marine and loss-of-virginity stories. It posits, in Catholic terms, a hierarchy of existential vulnerabilities that mythicizes men, women, love and the mystery of life. It is hard to know what Mr. Dubus is wanting to say with such a conceit, especially now, when so many women and men are struggling to meet at eye level, to extend a hand across the open ditch that surrounds each of our lives. Who among us is to be moved or comforted by the assurance that we are all as children commended to the care and pity of a Fatherly Being, but that, still, only a son need bear the consequences of his act.</w:t>
-        <w:br/>
-        <w:t>Life is a Christian drama for Mr. Dubus's characters precisely because they understand so little about themselves in a world where self-understanding has become crucial. These people are bewildered, they act badly and are held accountable. Nevertheless they are innocent. This, for Mr. Dubus, is religious metaphor: from it he derives his strength. Damnation mesmerizes him, holds his full attention, compels his deepest response. He may not have very much more understanding than his characters do of why their lives grow empty, but the emptiness itself he feels brilliantly: the look and the taste of it, the anguish it causes and the compromised inner peace to which it leads.</w:t>
-        <w:br/>
-        <w:t>In Mr. Dubus's work, as in that of Raymond Carver and Richard Ford, strength of feeling for the desolation in American life has brought new vitality to the kind of story that is famous for a hard surface beneath which spreads a contained flood of sentiment. But inside that tender toughness, these stories have always seemed to be asking, ''Why aren't things the way they used to be?'' And, essentially, that's what they're still asking.</w:t>
-        <w:br/>
-        <w:t>The despair of these writers can never be as moving to a reader like me as it is to the writers themselves. At the heart of their work lies a keen regret that things are no longer as they once were between men and women, a regret so strong that it amounts to longing. It's this longing, endowed with the appearance of hard reality, that informs much of their writing. But from where I stand, the hard reality is this: that question about why things are not as they once were has got to be asked honestly, not rhetorically. Then something more might be known about why life is so empty now, and the work of writers as good as Andre Dubus, Raymond Carver and Richard Ford would be wise as well as strong.</w:t>
+        <w:t>http://www.nytimes.com</w:t>
         <w:br/>
         <w:br/>
         <w:t>Graphic</w:t>
@@ -121,7 +106,7 @@
         <w:br/>
         <w:t xml:space="preserve"> </w:t>
         <w:br/>
-        <w:t>Photos: Andre Dubus (Sarah Putnam) (pg. 33); Raymond Carver (Marion Ettlinger) (pg. 34); Richard Ford (Kurt Wilson) (pg. 35)</w:t>
+        <w:t>Photos: IS THIS BORDEAUX? NOT QUITE -- Some 700 grapevines, hardy city dwellers, grow in the Georges Brassens Park in Paris and are tended by parks department employees. LINE OF DUTY -- Fifty bottles of wine a year are made from 10 vines at this firehouse. (Photographs by Jean-Erick Pasquier/Rapho for The New York Times)</w:t>
       </w:r>
     </w:p>
     <w:sectPr>

--- a/example_articles/gender/Multiple/3.gender_Multiple_New_York_Times.docx
+++ b/example_articles/gender/Multiple/3.gender_Multiple_New_York_Times.docx
@@ -7,9 +7,7 @@
         <w:pStyle w:val="Heading1"/>
       </w:pPr>
       <w:r>
-        <w:t>WINE TALK;</w:t>
-        <w:br/>
-        <w:t>Firehouse '97, and Other Proud Parisian Appellations</w:t>
+        <w:t>Ship Is Traced to Horrors Of Slavery's Final Years</w:t>
       </w:r>
     </w:p>
     <w:p>
@@ -19,17 +17,17 @@
     </w:p>
     <w:p>
       <w:r>
-        <w:t>Date: 1999-01-06</w:t>
+        <w:t>Date: 2019-05-24</w:t>
       </w:r>
     </w:p>
     <w:p>
       <w:r>
-        <w:t>Section: Section F; ; Section F; Page 8; Column 1; Dining In, Dining Out/Style Desk ; Column 1;</w:t>
+        <w:t>Section: Section A; Column 0; National Desk; Pg. 20</w:t>
       </w:r>
     </w:p>
     <w:p>
       <w:r>
-        <w:t>Source file: NYT/46.DOCX</w:t>
+        <w:t>Source file: NYT/19.DOCX</w:t>
       </w:r>
     </w:p>
     <w:p>
@@ -51,54 +49,66 @@
     </w:p>
     <w:p>
       <w:r>
-        <w:t>Avoiding the crowds waiting to ascend the Eiffel Tower last week, a few intrepid tourists made their way instead to Bercy Park at the southeast corner of the city to view an exhibition called "Vignes, Vins et Paris," or "Vines, Wines and Paris." In doing so, they joined the few insiders who know that Paris, a city as urban as any, has eight vineyards. Six are cultivated by the parks department, two are privately owned and all are very small.</w:t>
+        <w:t>Over the years, the hunt for the remains of the last ship known to have brought enslaved people into the United States has been fraught with a mix of tumult and hope.</w:t>
         <w:br/>
-        <w:t>Though Paris was wine country centuries ago, a few of these vineyards are only decades old; some were planted as recently as a few years ago, in an effort to enhance certain neighborhoods.</w:t>
+        <w:t xml:space="preserve">There was a discovery last year of wreckage that, after much excitement and international headlines, was determined a false alarm. Hopes were raised, then dashed, then raised again -- not only among marine archaeologists, but also among the descendants of the ship's human cargo, many of whom make their homes in a tiny South Alabama community called Africatown. </w:t>
         <w:br/>
-        <w:t>The best known is in Montmartre, in the shadow of the great white basilica of Sacre-Coeur. At harvest time, its grapes are picked with considerable fanfare and the first bottles of the previous year's harvest are sold to raise money for charity. The 1,800 vines, planted in 1932 on a site where vines had grown centuries earlier, are mostly gamay and produce about 750 bottles a year.</w:t>
+        <w:t xml:space="preserve">  Then, on Wednesday, came an announcement from the Alabama Historical Commission: Another shipwreck, one of many marooned under a muddy stretch of the Mobile River, was almost certainly the Clotilda, a wooden vessel of horrors that carried 110 Africans to the United States in 1860, more than a half-century after the importation of slaves was declared illegal.</w:t>
         <w:br/>
-        <w:t>In Belleville Park, the highest point in the city, 120 vines of pinot meunier planted in 1993 produce about 300 bottles a year. Pinot meunier is a principal grape of Champagne, and one day, the city gardeners hope, these vines might produce a true sparkling wine. In Georges Brassens Park in southern Paris, 700 vines of pinot noir, pinot meunier and perlette, a German variety, yield 200 to 800 bottles of wine.</w:t>
+        <w:t xml:space="preserve">  The find, historians said, revives a story of unspeakable cruelty, but also the story of a people who somehow survived this indignity and many others like it.</w:t>
         <w:br/>
-        <w:t>Some 200 chardonnay and sauvignon blanc vines grow in a small city park on the Rue Lardenois in the northeast corner of the city. Planted between 1994 and 1997, the vines have yet to produce enough grapes to make their own wine. Nearby in the Parc de la Villette, about 120 vines of golden chasselas produce about 200 bottles a year.</w:t>
+        <w:t xml:space="preserve">  The last voyage of the Clotilda, from Benin, Africa, to Mobile Bay, Ala., ''represented one of the darkest eras of modern history,'' Lisa Demetropoulos Jones, the commission's executive director, said in a statement.</w:t>
         <w:br/>
-        <w:t>One of the private vineyards isn't exactly private; it consists of 10 vines planted in 1934 that grow across the front of a firehouse on the Rue Blanche in the central part of the city. Generations of firefighters have tended the vines, which produce about 50 bottles of wine a year. The grapes are pinot noir, but the firefighters are quick to admit that Burgundy, where pinot noir is king, has nothing to fear from the Rue Blanche.</w:t>
+        <w:t xml:space="preserve">  ''This new discovery brings the tragedy of slavery into focus while witnessing the triumph and resilience of the human spirit in overcoming the horrific crime that led to the establishment of Africatown,'' she continued.</w:t>
         <w:br/>
-        <w:t>A couple of enormous vines climb around the sides of the Bistrot Melac, in a working-class neighborhood near the Pere Lachaise Cemetery. The bistro's owner, Jacques Melac, blends his grapes with those of the members of the Association des Vignerons de Paris, a semi-serious organization of grape growers that he founded.</w:t>
+        <w:t xml:space="preserve">  The discovery was aided by input from the Smithsonian Institution, the National Park Service, the National Geographic Society and the Slave Wrecks Project, a multinational group researching the slave trade, and comes at a moment when civil rights museums have opened across the South. African-American history is also finding powerful new expression in the National Museum of African American History and Culture, which opened in Washington in 2016.</w:t>
         <w:br/>
-        <w:t>The association's 200 members are city folk who grow wine grapes on terraces and balconies, in window boxes and tiny backyards. Every year at harvest time, when Mr. Melac beckons, they gather from all over the city, carrying their grapes in buckets, boxes and plastic bags. He gives a party and helps them crush their grapes and make about 800 bottles of wine. The winemaking is actually done by a few moonlighters from Champagne or some other true wine region. The highlight of each year's crush is a chance to taste the previous vintage.</w:t>
+        <w:t xml:space="preserve">  But the news is likely to resonate most forcefully in Africatown, a working-class community of about 2,000 people north of downtown Mobile. It was founded by people who had been transported to Alabama in the Clotilda's hull, and it was a place where African languages were spoken for decades.</w:t>
         <w:br/>
-        <w:t>The merriment that all of this occasions intrigues a lot of other Parisians, and it is because of this growing interest that the city mounted the exhibition, which is scheduled to run through March but may be extended. Besides Bercy Park's own vineyard, now neatly pruned, there are displays of winemaking equipment, information on all the city's vineyards and classes on how to grow wine grapes for fun, if not for profit.</w:t>
+        <w:t xml:space="preserve">  More recently, the area was hit hard by paper mill closings, but there is a plan to build a welcome center and a museum, largely funded by money from a settlement with the oil giant BP after the Deepwater Horizon oil spill in 2010.</w:t>
         <w:br/>
-        <w:t>The recommended varieties, by the way, are not the grapes most people think of when they drink French wine. The favored whites are perdin and chasselas de Fontainebleau, and the reds are aladin, Alphonse Lavallee and Brant, varieties that are hardy enough to withstand city living.</w:t>
+        <w:t xml:space="preserve">  Although it was not clear whether any of the wreckage could be restored, Councilman Levon Manzie, who represents the area, said he hoped that the ship, or parts of it, would be prominently displayed in Africatown.</w:t>
         <w:br/>
-        <w:t>In Roman times, much of the Paris region was planted in vines. In the Middle Ages, Parisian wines were a staple of the city's growing population, and as recently as World War II, suburban vineyards like those in Suresnes still produced wines commercially.</w:t>
+        <w:t xml:space="preserve">  ''We are incredibly proud as a people and as a community that this link to our history has finally been discovered, and uncovered, and hopefully will be fully appreciated,'' Mr. Manzie said Wednesday evening. His dream, he said, was ''to restore it to the degree that's possible and to truly tell this unique American story, this unique Mobile story, in a grand fashion.''</w:t>
         <w:br/>
-        <w:t>Throughout much of modern history, the Bercy district, along the Right Bank of the Seine, was Paris's principal wine depot. Long before railroads carried wine north to the city from the Midi, the Rhone Valley and Burgundy, millions of gallons came up the river on barges to be blended, stored and bottled in stone warehouses. A small city of wine, Bercy included the Rue de Bordeaux, the Rue de Macon, the Rue de Pommard and the Rue de Chambertin. So much a part of city life were the wine sheds that, as Georges Simenon's fictional Inspector Maigret recalled, "When we arrested drunks we wrote them up as 'Bercys.' "</w:t>
+        <w:t xml:space="preserve">  After the Clotilda's arrival in the United States, its captain, William Foster, burned the ship in an effort to conceal evidence of the illegal smuggling trip. The Africans aboard were distributed to slave owners, according to the Alabama Historical Commission.</w:t>
         <w:br/>
-        <w:t>Well into the 1960's, old-line wine companies still stored inexpensive bulk wine at Bercy and bottled it for the city's small grocery stores. As tastes have changed and disposable income has risen, the market for this cheap stuff has virtually disappeared. After sitting mostly abandoned for two decades, many of the Bercy warehouses were pulled down, and the area was turned into a park three years ago.</w:t>
+        <w:t xml:space="preserve">  After the Civil War, some of the ship's survivors gathered in hopes of returning to Africa, but they were unable to do so. Instead, they founded Africatown.</w:t>
         <w:br/>
-        <w:t>Not everything was demolished. One old building was converted into a gardening center where people can learn how to grow grapes in tough city conditions. A "Bercy" today is liable to be not a drunk but an irate matron from the Avenue Foch demanding to know why her vine died.</w:t>
+        <w:t xml:space="preserve">  Stories of the ship and its survivors were passed down from generation to generation, although doubts also lingered given the lack of physical proof.</w:t>
         <w:br/>
-        <w:t xml:space="preserve"> </w:t>
+        <w:t xml:space="preserve">  That changed -- or so it seemed -- in January 2018, when Ben Raines, a writer and documentarian who was then a reporter for AL.com, published an article in which he said he had found the remains of a ship that appeared to be the Clotilda.</w:t>
         <w:br/>
-        <w:t>TASTINGS</w:t>
+        <w:t xml:space="preserve">  But that March, experts determined that the ship he had found was too big to be the Clotilda. The stories that followed were not so kind. ''I was devastated,'' said Mr. Raines, the son of Howell Raines, a former executive editor of The New York Times. ''I was sort of this journalistic laughingstock.''</w:t>
         <w:br/>
-        <w:t xml:space="preserve"> </w:t>
+        <w:t xml:space="preserve">  The younger Mr. Raines persisted, sure that he was on to something. He said he convinced researchers at the University of Southern Mississippi to bring a crew to the area to survey for more shipwrecks. They found many. One initially seemed like a big log pile.</w:t>
         <w:br/>
-        <w:t>Grapes With Legs</w:t>
+        <w:t xml:space="preserve">  Then Mr. Raines discovered a piece of lumber with square nails in it -- a telltale sign, he said, of 19th-century construction.</w:t>
         <w:br/>
-        <w:t xml:space="preserve"> </w:t>
+        <w:t xml:space="preserve">  ''Guys, we just found a ship from the 1850s,'' he recalled saying at the time.</w:t>
         <w:br/>
-        <w:t>Simi Cabernet Sauvignon Reserve 1994, Sonoma County, Calif. About $46.</w:t>
+        <w:t xml:space="preserve">  The experts returned, led by James Delgado, an authority in maritime archaeology. A painstaking act of detective work followed, involving hunts for archived documents, more dives, X-ray fluorescence tests and comparisons of building materials, dimensions and stories.</w:t>
         <w:br/>
-        <w:t>IT must be nice to be LVMH Moet Hennessy Louis Vuitton, the luxury conglomerate, and own vineyards and wineries all over the place. Take this luscious cabernet from Simi Winery, an LVMH property. When Simi's winemakers ran out of grapes from their Alexander Valley vineyards, still not fully recovered from the deadly phylloxera blight, they turned to their Napa Valley sister winery, Domaine Chandon, another LVMH operation, which had plenty of good cabernet in its vineyards.</w:t>
+        <w:t xml:space="preserve">  ''There is nothing definitive in terms of a name on a piece of wood or a bell, so what we had to rely on is a series of pieces of evidence that together would lead you to a conclusion,'' Dr. Delgado said Wednesday.</w:t>
         <w:br/>
-        <w:t>Because 76 percent of the grapes came from Simi's Sonoma vineyards, the wine was entitled to the Sonoma County appellation. It spent 16 months in French oak, then 18 months in bottles before being released.</w:t>
+        <w:t xml:space="preserve">  The pieces started to fall into place. Insurance records said the ship had white oak framing and planking of northern yellow pine. Those materials were found underwater.</w:t>
         <w:br/>
-        <w:t>One of California's oldest wineries, Simi has a reputation for making fine cabernets. This one is no exception. It is a rich, intense wine with a long, beautiful finish and good structure, thanks in part to those Napa grapes.</w:t>
+        <w:t xml:space="preserve">  The ship was listed as 86 feet long by 23 feet wide, with a 6-foot-11-inch depth of hold. Those, too, matched the dimensions of the wreck.</w:t>
+        <w:br/>
+        <w:t xml:space="preserve">  Among other things, the researchers found ''deformed, carbonized rounded pieces of wood that come from an intense fire,'' Dr. Delgado said. ''We brought in a forensic fire investigator. It was consistent with a fire that had burned for a while.''</w:t>
+        <w:br/>
+        <w:t xml:space="preserve">  Many other leads checked out. And though confirmation with complete certainty is impossible, Dr. Delgado said he believes they have come close. His team wrote a report and sent it to six scientists for a peer review.</w:t>
+        <w:br/>
+        <w:t xml:space="preserve">  ''All of them, to a one,'' he said, ''concluded that this was likely Clotilda.''</w:t>
+        <w:br/>
+        <w:t xml:space="preserve">  Now the focus will turn to protecting the ship, and deciding whether it can somehow be displayed. More archaeological work is also likely, potentially revealing additional elements of the long-submerged story.</w:t>
+        <w:br/>
+        <w:t xml:space="preserve">  For the moment, Mr. Raines said, he is feeling a good dose of vindication, and joy for Africatown.</w:t>
+        <w:br/>
+        <w:t xml:space="preserve">  ''This,'' he said, ''tells America their story.''</w:t>
         <w:br/>
         <w:br/>
-        <w:t>http://www.nytimes.com</w:t>
+        <w:t>https://www.nytimes.com/2019/05/23/us/clotilda-slave-ship-alabama.html</w:t>
         <w:br/>
         <w:br/>
         <w:t>Graphic</w:t>
@@ -106,7 +116,11 @@
         <w:br/>
         <w:t xml:space="preserve"> </w:t>
         <w:br/>
-        <w:t>Photos: IS THIS BORDEAUX? NOT QUITE -- Some 700 grapevines, hardy city dwellers, grow in the Georges Brassens Park in Paris and are tended by parks department employees. LINE OF DUTY -- Fifty bottles of wine a year are made from 10 vines at this firehouse. (Photographs by Jean-Erick Pasquier/Rapho for The New York Times)</w:t>
+        <w:t>PHOTOS: Kyle Lent, a marine archaeologist, with a plank believed to be from the Clotilda, the last known slave ship, north of Mobile Bay, Ala. (PHOTOGRAPH BY DANIEL FIORE/SEARCH INC., VIA ASSOCIATED PRESS)</w:t>
+        <w:br/>
+        <w:t>Ben Raines, a writer and documentarian who played a leading role in finding the Clotilda.</w:t>
+        <w:br/>
+        <w:t xml:space="preserve"> Many who arrived on the Clotilda are buried at a cemetery in Africatown, near downtown Mobile. (PHOTOGRAPHS BY EMILY KASK FOR THE NEW YORK TIMES)</w:t>
       </w:r>
     </w:p>
     <w:sectPr>
